--- a/downloads/LAPORAN_PENYELENGGARAAN_LATSAR_CPNS_ANGGOTA_I_TAHUN_2025.docx
+++ b/downloads/LAPORAN_PENYELENGGARAAN_LATSAR_CPNS_ANGGOTA_I_TAHUN_2025.docx
@@ -8270,7 +8270,7 @@
 <file path=word/numbering.xml><?xml version="1.0" encoding="utf-8"?>
 <w:numbering xmlns:ve="http://schemas.openxmlformats.org/markup-compatibility/2006" xmlns:o="urn:schemas-microsoft-com:office:office" xmlns:r="http://schemas.openxmlformats.org/officeDocument/2006/relationships" xmlns:m="http://schemas.openxmlformats.org/officeDocument/2006/math" xmlns:v="urn:schemas-microsoft-com:vml" xmlns:wp="http://schemas.openxmlformats.org/drawingml/2006/wordprocessingDrawing" xmlns:w10="urn:schemas-microsoft-com:office:word" xmlns:w="http://schemas.openxmlformats.org/wordprocessingml/2006/main" xmlns:wne="http://schemas.microsoft.com/office/word/2006/wordml">
   <w:abstractNum w:abstractNumId="4">
-    <w:nsid w:val="BC12F03F"/>
+    <w:nsid w:val="B1C5D22B"/>
     <w:multiLevelType w:val="multilevel"/>
     <w:lvl w:ilvl="0">
       <w:start w:val="1"/>
@@ -8289,7 +8289,7 @@
     </w:lvl>
   </w:abstractNum>
   <w:abstractNum w:abstractNumId="5">
-    <w:nsid w:val="897D0ECA"/>
+    <w:nsid w:val="1DE39BE1"/>
     <w:multiLevelType w:val="multilevel"/>
     <w:lvl w:ilvl="0">
       <w:start w:val="1"/>
@@ -8308,7 +8308,7 @@
     </w:lvl>
   </w:abstractNum>
   <w:abstractNum w:abstractNumId="6">
-    <w:nsid w:val="1A466450"/>
+    <w:nsid w:val="F8FF1BFB"/>
     <w:multiLevelType w:val="multilevel"/>
     <w:lvl w:ilvl="0">
       <w:start w:val="1"/>
@@ -8327,7 +8327,7 @@
     </w:lvl>
   </w:abstractNum>
   <w:abstractNum w:abstractNumId="7">
-    <w:nsid w:val="506B3F5C"/>
+    <w:nsid w:val="B328E856"/>
     <w:multiLevelType w:val="multilevel"/>
     <w:lvl w:ilvl="0">
       <w:start w:val="1"/>
@@ -8346,7 +8346,7 @@
     </w:lvl>
   </w:abstractNum>
   <w:abstractNum w:abstractNumId="8">
-    <w:nsid w:val="01350C04"/>
+    <w:nsid w:val="E0C67CAB"/>
     <w:multiLevelType w:val="multilevel"/>
     <w:lvl w:ilvl="0">
       <w:start w:val="1"/>
@@ -8365,7 +8365,7 @@
     </w:lvl>
   </w:abstractNum>
   <w:abstractNum w:abstractNumId="9">
-    <w:nsid w:val="7A1E1DEE"/>
+    <w:nsid w:val="120A1BC6"/>
     <w:multiLevelType w:val="multilevel"/>
     <w:lvl w:ilvl="0">
       <w:start w:val="1"/>
@@ -8384,7 +8384,7 @@
     </w:lvl>
   </w:abstractNum>
   <w:abstractNum w:abstractNumId="10">
-    <w:nsid w:val="1BC27FE1"/>
+    <w:nsid w:val="6012588E"/>
     <w:multiLevelType w:val="multilevel"/>
     <w:lvl w:ilvl="0">
       <w:start w:val="1"/>
@@ -8403,7 +8403,7 @@
     </w:lvl>
   </w:abstractNum>
   <w:abstractNum w:abstractNumId="11">
-    <w:nsid w:val="7921AF76"/>
+    <w:nsid w:val="2F6F8479"/>
     <w:multiLevelType w:val="multilevel"/>
     <w:lvl w:ilvl="0">
       <w:start w:val="1"/>
@@ -8422,7 +8422,7 @@
     </w:lvl>
   </w:abstractNum>
   <w:abstractNum w:abstractNumId="12">
-    <w:nsid w:val="F1117BB0"/>
+    <w:nsid w:val="3445C25D"/>
     <w:multiLevelType w:val="multilevel"/>
     <w:lvl w:ilvl="0">
       <w:start w:val="1"/>
@@ -8441,7 +8441,7 @@
     </w:lvl>
   </w:abstractNum>
   <w:abstractNum w:abstractNumId="13">
-    <w:nsid w:val="35130701"/>
+    <w:nsid w:val="6928FCDD"/>
     <w:multiLevelType w:val="multilevel"/>
     <w:lvl w:ilvl="0">
       <w:start w:val="1"/>
@@ -8460,7 +8460,7 @@
     </w:lvl>
   </w:abstractNum>
   <w:abstractNum w:abstractNumId="14">
-    <w:nsid w:val="18DEF289"/>
+    <w:nsid w:val="8982A6DC"/>
     <w:multiLevelType w:val="multilevel"/>
     <w:lvl w:ilvl="0">
       <w:start w:val="1"/>
@@ -8479,7 +8479,7 @@
     </w:lvl>
   </w:abstractNum>
   <w:abstractNum w:abstractNumId="15">
-    <w:nsid w:val="2307AEEF"/>
+    <w:nsid w:val="9B4AF235"/>
     <w:multiLevelType w:val="multilevel"/>
     <w:lvl w:ilvl="0">
       <w:start w:val="1"/>
@@ -8498,7 +8498,7 @@
     </w:lvl>
   </w:abstractNum>
   <w:abstractNum w:abstractNumId="16">
-    <w:nsid w:val="9ACC8F49"/>
+    <w:nsid w:val="8087212C"/>
     <w:multiLevelType w:val="multilevel"/>
     <w:lvl w:ilvl="0">
       <w:start w:val="1"/>
@@ -8517,7 +8517,7 @@
     </w:lvl>
   </w:abstractNum>
   <w:abstractNum w:abstractNumId="17">
-    <w:nsid w:val="5CFFFA0F"/>
+    <w:nsid w:val="FB7F75FD"/>
     <w:multiLevelType w:val="multilevel"/>
     <w:lvl w:ilvl="0">
       <w:start w:val="1"/>
